--- a/data/memories/memory_01/locales/es/documents/meeting_room/Meeting Tasks.docx
+++ b/data/memories/memory_01/locales/es/documents/meeting_room/Meeting Tasks.docx
@@ -8,7 +8,7 @@
         <w:jc w:val="center"/>
       </w:pPr>
       <w:r>
-        <w:t>Meeting Tasks Register</w:t>
+        <w:t>Registro de tareas de reunión</w:t>
       </w:r>
     </w:p>
     <w:p>
@@ -19,7 +19,7 @@
         <w:t xml:space="preserve">Classification: </w:t>
       </w:r>
       <w:r>
-        <w:t>Internal</w:t>
+        <w:t>Interno</w:t>
       </w:r>
       <w:r>
         <w:rPr>
@@ -39,7 +39,7 @@
         <w:t xml:space="preserve">Author: </w:t>
       </w:r>
       <w:r>
-        <w:t>Administration</w:t>
+        <w:t>Administración</w:t>
       </w:r>
     </w:p>
     <w:p/>
@@ -48,7 +48,7 @@
         <w:pStyle w:val="Heading1"/>
       </w:pPr>
       <w:r>
-        <w:t>Open Meeting Actions</w:t>
+        <w:t>Acciones de reunión abierta</w:t>
       </w:r>
     </w:p>
     <w:p>
@@ -56,7 +56,7 @@
         <w:rPr>
           <w:sz w:val="22"/>
         </w:rPr>
-        <w:t>This document tracks actions generated during management meetings and departmental reviews.</w:t>
+        <w:t>Este documento rastrea las acciones generadas durante las reuniones de gestión y revisiones departamentales.</w:t>
       </w:r>
     </w:p>
     <w:tbl>
@@ -78,7 +78,7 @@
           </w:tcPr>
           <w:p>
             <w:r>
-              <w:t>Task</w:t>
+              <w:t>Tarea</w:t>
             </w:r>
           </w:p>
         </w:tc>
@@ -88,7 +88,7 @@
           </w:tcPr>
           <w:p>
             <w:r>
-              <w:t>Source</w:t>
+              <w:t>Fuente</w:t>
             </w:r>
           </w:p>
         </w:tc>
@@ -98,7 +98,7 @@
           </w:tcPr>
           <w:p>
             <w:r>
-              <w:t>Owner</w:t>
+              <w:t>Dueño</w:t>
             </w:r>
           </w:p>
         </w:tc>
@@ -108,7 +108,7 @@
           </w:tcPr>
           <w:p>
             <w:r>
-              <w:t>Status</w:t>
+              <w:t>Estado</w:t>
             </w:r>
           </w:p>
         </w:tc>
@@ -120,7 +120,7 @@
           </w:tcPr>
           <w:p>
             <w:r>
-              <w:t>Review employee registry differences</w:t>
+              <w:t>Revisar las diferencias en el registro de empleados</w:t>
             </w:r>
           </w:p>
         </w:tc>
@@ -130,7 +130,7 @@
           </w:tcPr>
           <w:p>
             <w:r>
-              <w:t>Meeting 05</w:t>
+              <w:t>Reunión 05</w:t>
             </w:r>
           </w:p>
         </w:tc>
@@ -140,7 +140,7 @@
           </w:tcPr>
           <w:p>
             <w:r>
-              <w:t>HR</w:t>
+              <w:t>HORA</w:t>
             </w:r>
           </w:p>
         </w:tc>
@@ -150,7 +150,7 @@
           </w:tcPr>
           <w:p>
             <w:r>
-              <w:t>Pending</w:t>
+              <w:t>Pendiente</w:t>
             </w:r>
           </w:p>
         </w:tc>
@@ -162,7 +162,7 @@
           </w:tcPr>
           <w:p>
             <w:r>
-              <w:t>Compare organisation charts</w:t>
+              <w:t>Comparar organigramas</w:t>
             </w:r>
           </w:p>
         </w:tc>
@@ -172,7 +172,7 @@
           </w:tcPr>
           <w:p>
             <w:r>
-              <w:t>Meeting 06</w:t>
+              <w:t>Reunión 06</w:t>
             </w:r>
           </w:p>
         </w:tc>
@@ -182,7 +182,7 @@
           </w:tcPr>
           <w:p>
             <w:r>
-              <w:t>Management</w:t>
+              <w:t>Gestión</w:t>
             </w:r>
           </w:p>
         </w:tc>
@@ -192,7 +192,7 @@
           </w:tcPr>
           <w:p>
             <w:r>
-              <w:t>Completed</w:t>
+              <w:t>Terminado</w:t>
             </w:r>
           </w:p>
         </w:tc>
@@ -204,7 +204,7 @@
           </w:tcPr>
           <w:p>
             <w:r>
-              <w:t>Update archive index</w:t>
+              <w:t>Actualizar índice de archivo</w:t>
             </w:r>
           </w:p>
         </w:tc>
@@ -214,7 +214,7 @@
           </w:tcPr>
           <w:p>
             <w:r>
-              <w:t>Meeting 07</w:t>
+              <w:t>Reunión 07</w:t>
             </w:r>
           </w:p>
         </w:tc>
@@ -224,7 +224,7 @@
           </w:tcPr>
           <w:p>
             <w:r>
-              <w:t>Archive</w:t>
+              <w:t>Archivo</w:t>
             </w:r>
           </w:p>
         </w:tc>
@@ -234,7 +234,7 @@
           </w:tcPr>
           <w:p>
             <w:r>
-              <w:t>In Progress</w:t>
+              <w:t>En curso</w:t>
             </w:r>
           </w:p>
         </w:tc>
@@ -246,7 +246,7 @@
           </w:tcPr>
           <w:p>
             <w:r>
-              <w:t>Prepare final presentation</w:t>
+              <w:t>Preparar la presentación final.</w:t>
             </w:r>
           </w:p>
         </w:tc>
@@ -256,7 +256,7 @@
           </w:tcPr>
           <w:p>
             <w:r>
-              <w:t>Meeting 08</w:t>
+              <w:t>Reunión 08</w:t>
             </w:r>
           </w:p>
         </w:tc>
@@ -266,7 +266,7 @@
           </w:tcPr>
           <w:p>
             <w:r>
-              <w:t>Management</w:t>
+              <w:t>Gestión</w:t>
             </w:r>
           </w:p>
         </w:tc>
@@ -276,7 +276,7 @@
           </w:tcPr>
           <w:p>
             <w:r>
-              <w:t>Completed</w:t>
+              <w:t>Terminado</w:t>
             </w:r>
           </w:p>
         </w:tc>
@@ -287,7 +287,7 @@
         <w:pStyle w:val="Heading1"/>
       </w:pPr>
       <w:r>
-        <w:t>Additional Comments</w:t>
+        <w:t>Comentarios adicionales</w:t>
       </w:r>
     </w:p>
     <w:p>
@@ -295,7 +295,7 @@
         <w:rPr>
           <w:sz w:val="22"/>
         </w:rPr>
-        <w:t>Several actions depend on historical documentation review. Teams were instructed to preserve previous versions until final validation.</w:t>
+        <w:t>Varias acciones dependen de la revisión de la documentación histórica. Se ordenó a los equipos que conservaran las versiones anteriores hasta la validación final.</w:t>
       </w:r>
     </w:p>
     <w:p>
@@ -303,7 +303,7 @@
         <w:pStyle w:val="Heading1"/>
       </w:pPr>
       <w:r>
-        <w:t>Priority Items</w:t>
+        <w:t>Artículos prioritarios</w:t>
       </w:r>
     </w:p>
     <w:p>
@@ -311,7 +311,7 @@
         <w:pStyle w:val="ListBullet"/>
       </w:pPr>
       <w:r>
-        <w:t>Complete archive verification.</w:t>
+        <w:t>Verificación completa del archivo.</w:t>
       </w:r>
     </w:p>
     <w:p>
@@ -319,7 +319,7 @@
         <w:pStyle w:val="ListBullet"/>
       </w:pPr>
       <w:r>
-        <w:t>Confirm employee records.</w:t>
+        <w:t>Confirmar registros de empleados.</w:t>
       </w:r>
     </w:p>
     <w:p>
@@ -327,7 +327,7 @@
         <w:pStyle w:val="ListBullet"/>
       </w:pPr>
       <w:r>
-        <w:t>Review remaining restricted documents.</w:t>
+        <w:t>Revise los documentos restringidos restantes.</w:t>
       </w:r>
     </w:p>
     <w:sectPr>
